--- a/Ревьюирование программных модулей/Report/Отчёт ПП03.docx
+++ b/Ревьюирование программных модулей/Report/Отчёт ПП03.docx
@@ -738,9 +738,11 @@
     <w:sdt>
       <w:sdtPr>
         <w:rPr>
-          <w:rFonts w:ascii="Times New Roman" w:hAnsi="Times New Roman" w:cs="Times New Roman"/>
-          <w:sz w:val="24"/>
-          <w:szCs w:val="24"/>
+          <w:rFonts w:ascii="Times New Roman" w:eastAsia="Calibri" w:hAnsi="Times New Roman" w:cs="Times New Roman"/>
+          <w:color w:val="auto"/>
+          <w:sz w:val="24"/>
+          <w:szCs w:val="24"/>
+          <w:lang w:eastAsia="en-US"/>
         </w:rPr>
         <w:id w:val="1054353814"/>
         <w:docPartObj>
@@ -750,11 +752,8 @@
       </w:sdtPr>
       <w:sdtEndPr>
         <w:rPr>
-          <w:rFonts w:eastAsia="Calibri"/>
           <w:b/>
           <w:bCs/>
-          <w:color w:val="auto"/>
-          <w:lang w:eastAsia="en-US"/>
         </w:rPr>
       </w:sdtEndPr>
       <w:sdtContent>
@@ -6162,6 +6161,7 @@
       <w:r>
         <w:rPr>
           <w:rFonts w:ascii="Times New Roman" w:hAnsi="Times New Roman" w:cs="Times New Roman"/>
+          <w:noProof/>
           <w:sz w:val="24"/>
           <w:szCs w:val="24"/>
         </w:rPr>
@@ -6549,6 +6549,7 @@
       <w:r>
         <w:rPr>
           <w:rFonts w:ascii="Times New Roman" w:hAnsi="Times New Roman" w:cs="Times New Roman"/>
+          <w:noProof/>
           <w:sz w:val="24"/>
           <w:szCs w:val="24"/>
         </w:rPr>
@@ -10145,6 +10146,7 @@
       <w:r>
         <w:rPr>
           <w:rFonts w:ascii="Times New Roman" w:hAnsi="Times New Roman" w:cs="Times New Roman"/>
+          <w:noProof/>
           <w:sz w:val="24"/>
           <w:szCs w:val="24"/>
         </w:rPr>
@@ -10304,6 +10306,7 @@
       <w:r>
         <w:rPr>
           <w:rFonts w:ascii="Times New Roman" w:hAnsi="Times New Roman" w:cs="Times New Roman"/>
+          <w:noProof/>
           <w:sz w:val="24"/>
           <w:szCs w:val="24"/>
         </w:rPr>
@@ -25692,6 +25695,7 @@
   <w:style w:type="character" w:default="1" w:styleId="a0">
     <w:name w:val="Default Paragraph Font"/>
     <w:uiPriority w:val="1"/>
+    <w:semiHidden/>
     <w:unhideWhenUsed/>
   </w:style>
   <w:style w:type="table" w:default="1" w:styleId="a1">

--- a/Ревьюирование программных модулей/Report/Отчёт ПП03.docx
+++ b/Ревьюирование программных модулей/Report/Отчёт ПП03.docx
@@ -3473,7 +3473,7 @@
           <w:sz w:val="24"/>
           <w:szCs w:val="24"/>
         </w:rPr>
-        <w:t>Производственная практика ПП.03 является важным этапом профессиональной подготовки, позволяющим закрепить теоретические знания и получить практические навыки в области разработки, анализа и тестирования программного обеспечения. В ходе практики изучаются особенности создания программных продуктов, применения современных средств разработки и оценки характеристик готовых приложений.</w:t>
+        <w:t>Производственная практика ПП.03 проходила в ООО «Малленом Системс» по специальности 09.02.07 «Информационные системы и программирование». Тема практики — «Ревьюирование программных модулей».</w:t>
       </w:r>
     </w:p>
     <w:p>
@@ -3493,7 +3493,7 @@
           <w:sz w:val="24"/>
           <w:szCs w:val="24"/>
         </w:rPr>
-        <w:t>В рамках выполненного задания было разработано настольное приложение ImageEditor на языке программирования C# с использованием технологии WPF. Приложение предназначено для обработки изображений и предоставляет пользователю возможность изменять их размер, повышать резкость, обнаруживать контуры и просматривать результаты обработки в графическом интерфейсе.</w:t>
+        <w:t>Целью производственной практики являлось получение практического опыта в изменении характеристик программного проекта, использовании основных методологий процессов разработки программного обеспечения и оптимизации программного кода с применением специализированных программных средств.</w:t>
       </w:r>
     </w:p>
     <w:p>
@@ -3513,54 +3513,14 @@
           <w:sz w:val="24"/>
           <w:szCs w:val="24"/>
         </w:rPr>
-        <w:t>В процессе работы было проведено обратное проектирование приложения с использованием UML-диаграмм, изучена структура программного кода, реализованы основные функциональные возможности и подготовлены README и автоматизированные тесты. Также были выполнены измерения времени обработки изображений и исследованы размеры файлов сборки программы.</w:t>
-      </w:r>
-    </w:p>
-    <w:p>
-      <w:pPr>
-        <w:spacing w:after="0" w:line="360" w:lineRule="auto"/>
-        <w:ind w:firstLine="709"/>
-        <w:jc w:val="both"/>
-        <w:rPr>
-          <w:rFonts w:ascii="Times New Roman" w:hAnsi="Times New Roman" w:cs="Times New Roman"/>
-          <w:sz w:val="24"/>
-          <w:szCs w:val="24"/>
-        </w:rPr>
-      </w:pPr>
-      <w:r>
-        <w:rPr>
-          <w:rFonts w:ascii="Times New Roman" w:hAnsi="Times New Roman" w:cs="Times New Roman"/>
-          <w:sz w:val="24"/>
-          <w:szCs w:val="24"/>
-        </w:rPr>
-        <w:t>Цель практики — закрепить навыки разработки и анализа программного обеспечения, изучить характеристики созданного приложения и применить специализированные средства для проверки его работоспособности.</w:t>
-      </w:r>
-    </w:p>
-    <w:p>
-      <w:pPr>
-        <w:spacing w:after="0" w:line="360" w:lineRule="auto"/>
-        <w:ind w:firstLine="709"/>
-        <w:jc w:val="both"/>
-        <w:rPr>
-          <w:rFonts w:ascii="Times New Roman" w:hAnsi="Times New Roman" w:cs="Times New Roman"/>
-          <w:sz w:val="24"/>
-          <w:szCs w:val="24"/>
-        </w:rPr>
-      </w:pPr>
-      <w:r>
-        <w:rPr>
-          <w:rFonts w:ascii="Times New Roman" w:hAnsi="Times New Roman" w:cs="Times New Roman"/>
-          <w:sz w:val="24"/>
-          <w:szCs w:val="24"/>
-        </w:rPr>
-        <w:t>Для достижения поставленной цели были определены следующие задачи:</w:t>
+        <w:t>В соответствии с заданием техникума в ходе практики необходимо было выполнить следующие задачи:</w:t>
       </w:r>
     </w:p>
     <w:p>
       <w:pPr>
         <w:numPr>
           <w:ilvl w:val="0"/>
-          <w:numId w:val="1"/>
+          <w:numId w:val="7"/>
         </w:numPr>
         <w:spacing w:after="0" w:line="360" w:lineRule="auto"/>
         <w:ind w:left="0" w:firstLine="0"/>
@@ -3577,14 +3537,14 @@
           <w:sz w:val="24"/>
           <w:szCs w:val="24"/>
         </w:rPr>
-        <w:t>изучить структуру и функциональные возможности приложения ImageEditor;</w:t>
+        <w:t>построить заданные модели программного средства с помощью графического языка (обратное проектирование);</w:t>
       </w:r>
     </w:p>
     <w:p>
       <w:pPr>
         <w:numPr>
           <w:ilvl w:val="0"/>
-          <w:numId w:val="1"/>
+          <w:numId w:val="7"/>
         </w:numPr>
         <w:spacing w:after="0" w:line="360" w:lineRule="auto"/>
         <w:ind w:left="0" w:firstLine="0"/>
@@ -3601,14 +3561,14 @@
           <w:sz w:val="24"/>
           <w:szCs w:val="24"/>
         </w:rPr>
-        <w:t>провести обратное проектирование программного продукта с использованием UML-диаграмм;</w:t>
+        <w:t>определить характеристики программного продукта автоматизированными средствами;</w:t>
       </w:r>
     </w:p>
     <w:p>
       <w:pPr>
         <w:numPr>
           <w:ilvl w:val="0"/>
-          <w:numId w:val="1"/>
+          <w:numId w:val="7"/>
         </w:numPr>
         <w:spacing w:after="0" w:line="360" w:lineRule="auto"/>
         <w:ind w:left="0" w:firstLine="0"/>
@@ -3625,14 +3585,14 @@
           <w:sz w:val="24"/>
           <w:szCs w:val="24"/>
         </w:rPr>
-        <w:t>реализовать и проверить основные функции обработки изображений;</w:t>
+        <w:t>построить диаграммы деятельности программного кода;</w:t>
       </w:r>
     </w:p>
     <w:p>
       <w:pPr>
         <w:numPr>
           <w:ilvl w:val="0"/>
-          <w:numId w:val="1"/>
+          <w:numId w:val="7"/>
         </w:numPr>
         <w:spacing w:after="0" w:line="360" w:lineRule="auto"/>
         <w:ind w:left="0" w:firstLine="0"/>
@@ -3649,17 +3609,13 @@
           <w:sz w:val="24"/>
           <w:szCs w:val="24"/>
         </w:rPr>
-        <w:t>исследовать программный код с использованием средств разработки и тестирования;</w:t>
-      </w:r>
-    </w:p>
-    <w:p>
-      <w:pPr>
-        <w:numPr>
-          <w:ilvl w:val="0"/>
-          <w:numId w:val="1"/>
-        </w:numPr>
+        <w:t>провести сравнительный анализ средств разработки программных продуктов.</w:t>
+      </w:r>
+    </w:p>
+    <w:p>
+      <w:pPr>
         <w:spacing w:after="0" w:line="360" w:lineRule="auto"/>
-        <w:ind w:left="0" w:firstLine="0"/>
+        <w:ind w:firstLine="709"/>
         <w:jc w:val="both"/>
         <w:rPr>
           <w:rFonts w:ascii="Times New Roman" w:hAnsi="Times New Roman" w:cs="Times New Roman"/>
@@ -3673,55 +3629,7 @@
           <w:sz w:val="24"/>
           <w:szCs w:val="24"/>
         </w:rPr>
-        <w:t>измерить время выполнения операций обработки изображений;</w:t>
-      </w:r>
-    </w:p>
-    <w:p>
-      <w:pPr>
-        <w:numPr>
-          <w:ilvl w:val="0"/>
-          <w:numId w:val="1"/>
-        </w:numPr>
-        <w:spacing w:after="0" w:line="360" w:lineRule="auto"/>
-        <w:ind w:left="0" w:firstLine="0"/>
-        <w:jc w:val="both"/>
-        <w:rPr>
-          <w:rFonts w:ascii="Times New Roman" w:hAnsi="Times New Roman" w:cs="Times New Roman"/>
-          <w:sz w:val="24"/>
-          <w:szCs w:val="24"/>
-        </w:rPr>
-      </w:pPr>
-      <w:r>
-        <w:rPr>
-          <w:rFonts w:ascii="Times New Roman" w:hAnsi="Times New Roman" w:cs="Times New Roman"/>
-          <w:sz w:val="24"/>
-          <w:szCs w:val="24"/>
-        </w:rPr>
-        <w:t>определить размеры файлов сборки и проанализировать полученные результаты;</w:t>
-      </w:r>
-    </w:p>
-    <w:p>
-      <w:pPr>
-        <w:numPr>
-          <w:ilvl w:val="0"/>
-          <w:numId w:val="1"/>
-        </w:numPr>
-        <w:spacing w:after="0" w:line="360" w:lineRule="auto"/>
-        <w:ind w:left="0" w:firstLine="0"/>
-        <w:jc w:val="both"/>
-        <w:rPr>
-          <w:rFonts w:ascii="Times New Roman" w:hAnsi="Times New Roman" w:cs="Times New Roman"/>
-          <w:sz w:val="24"/>
-          <w:szCs w:val="24"/>
-        </w:rPr>
-      </w:pPr>
-      <w:r>
-        <w:rPr>
-          <w:rFonts w:ascii="Times New Roman" w:hAnsi="Times New Roman" w:cs="Times New Roman"/>
-          <w:sz w:val="24"/>
-          <w:szCs w:val="24"/>
-        </w:rPr>
-        <w:t>изучить применяемые инструменты и технологии разработки программного обеспечения.</w:t>
+        <w:t>Также практика была направлена на закрепление знаний о планировании и контроле развития программных проектов, принципах построения системы деятельностей программного проекта и современных стандартах качества программного обеспечения.</w:t>
       </w:r>
     </w:p>
     <w:p>
@@ -10474,7 +10382,7 @@
           <w:sz w:val="24"/>
           <w:szCs w:val="24"/>
         </w:rPr>
-        <w:t>В ходе прохождения производственной практики была выполнена работа по разработке настольного программного продукта ImageEditor, предназначенного для загрузки, обработки и сохранения изображений. В процессе выполнения заданий были изучены и применены средства разработки на языке C# с использованием платформы .NET 8, технологии WPF и библиотеки ImageSharp.</w:t>
+        <w:t>В ходе прохождения производственной практики ПП.03 по теме «Ревьюирование программных модулей» в ООО «Малленом Системс» были изучены деятельность предприятия, его организационная структура и особенности работы ИТ-специалистов.</w:t>
       </w:r>
     </w:p>
     <w:p>
@@ -10494,7 +10402,7 @@
           <w:sz w:val="24"/>
           <w:szCs w:val="24"/>
         </w:rPr>
-        <w:t>В рамках практики была создана структура решения, включающая проекты ImageEditor, ImageProcessor и ImageProcessor.Tests. Такое разделение позволило разграничить пользовательский интерфейс, логику обработки изображений и автоматизированное тестирование. Были реализованы основные функции приложения: загрузка изображений, отображение их характеристик, повышение резкости, обнаружение контуров, изменение размеров и сохранение обработанного результата.</w:t>
+        <w:t>В соответствии с заданием техникума были рассмотрены методы обратного проектирования программного средства с использованием графического языка UML, определение характеристик программного продукта автоматизированными средствами, построение диаграмм деятельности программного кода и сравнительный анализ средств разработки программных продуктов.</w:t>
       </w:r>
     </w:p>
     <w:p>
@@ -10514,7 +10422,7 @@
           <w:sz w:val="24"/>
           <w:szCs w:val="24"/>
         </w:rPr>
-        <w:t>Для описания структуры программного продукта были подготовлены архитектурные материалы и UML-диаграммы. Также была разработана документация, содержащая сведения о назначении приложения, его структуре, используемых технологиях и порядке запуска. Для проверки основных сценариев работы библиотеки был предусмотрен отдельный проект автоматизированных тестов на основе NUnit.</w:t>
+        <w:t>В процессе практики были закреплены знания об основных методологиях разработки программного обеспечения, методах оптимизации программного кода, тестировании и ревьюировании программных модулей. Также были рассмотрены подходы к оценке качества программного продукта, планированию затрат и сроков разработки.</w:t>
       </w:r>
     </w:p>
     <w:p>
@@ -10534,47 +10442,7 @@
           <w:sz w:val="24"/>
           <w:szCs w:val="24"/>
         </w:rPr>
-        <w:t>В ходе практики также проводилась оценка характеристик программного продукта, включая измерение времени выполнения операций и размеров файлов. Согласно полученным данным, папка проекта ImageEditor содержит 661 файл и 11 папок, её общий размер составляет 3 680 802 байта, а размер на диске — 4 472 832 байта.</w:t>
-      </w:r>
-    </w:p>
-    <w:p>
-      <w:pPr>
-        <w:spacing w:after="0" w:line="360" w:lineRule="auto"/>
-        <w:ind w:firstLine="709"/>
-        <w:jc w:val="both"/>
-        <w:rPr>
-          <w:rFonts w:ascii="Times New Roman" w:hAnsi="Times New Roman" w:cs="Times New Roman"/>
-          <w:sz w:val="24"/>
-          <w:szCs w:val="24"/>
-        </w:rPr>
-      </w:pPr>
-      <w:r>
-        <w:rPr>
-          <w:rFonts w:ascii="Times New Roman" w:hAnsi="Times New Roman" w:cs="Times New Roman"/>
-          <w:sz w:val="24"/>
-          <w:szCs w:val="24"/>
-        </w:rPr>
-        <w:t>В результате выполненной работы были закреплены практические навыки разработки приложений на C#, организации структуры программного решения, создания графического интерфейса, использования сторонних библиотек, подготовки технической документации и оценки характеристик программного продукта.</w:t>
-      </w:r>
-    </w:p>
-    <w:p>
-      <w:pPr>
-        <w:spacing w:after="0" w:line="360" w:lineRule="auto"/>
-        <w:ind w:firstLine="709"/>
-        <w:jc w:val="both"/>
-        <w:rPr>
-          <w:rFonts w:ascii="Times New Roman" w:hAnsi="Times New Roman" w:cs="Times New Roman"/>
-          <w:sz w:val="24"/>
-          <w:szCs w:val="24"/>
-        </w:rPr>
-      </w:pPr>
-      <w:r>
-        <w:rPr>
-          <w:rFonts w:ascii="Times New Roman" w:hAnsi="Times New Roman" w:cs="Times New Roman"/>
-          <w:sz w:val="24"/>
-          <w:szCs w:val="24"/>
-        </w:rPr>
-        <w:t>Таким образом, цели производственной практики были реализованы посредством разработки приложения ImageEditor и выполнения задач, связанных с проектированием архитектуры, реализацией функциональности, тестированием и документированием программного продукта.</w:t>
+        <w:t>В результате прохождения практики были получены и закреплены профессиональные знания и практические навыки, предусмотренные программой ПП.03. Поставленная цель практики достигнута, основные задачи выполнены.</w:t>
       </w:r>
     </w:p>
     <w:p>
@@ -10620,7 +10488,6 @@
     <w:p>
       <w:pPr>
         <w:spacing w:after="0" w:line="360" w:lineRule="auto"/>
-        <w:ind w:left="360"/>
         <w:jc w:val="both"/>
         <w:rPr>
           <w:rFonts w:ascii="Times New Roman" w:hAnsi="Times New Roman" w:cs="Times New Roman"/>
@@ -10633,7 +10500,7 @@
       <w:pPr>
         <w:numPr>
           <w:ilvl w:val="0"/>
-          <w:numId w:val="4"/>
+          <w:numId w:val="8"/>
         </w:numPr>
         <w:spacing w:after="0" w:line="360" w:lineRule="auto"/>
         <w:ind w:left="0" w:firstLine="0"/>
@@ -10650,7 +10517,7 @@
           <w:sz w:val="24"/>
           <w:szCs w:val="24"/>
         </w:rPr>
-        <w:t xml:space="preserve">Microsoft Learn. Документация по языку программирования C# [Электронный ресурс]. — URL: </w:t>
+        <w:t xml:space="preserve">Microsoft Learn. Документация по языку программирования C# [Электронный ресурс] - режим доступа: </w:t>
       </w:r>
       <w:hyperlink r:id="rId17" w:history="1">
         <w:r>
@@ -10663,20 +10530,12 @@
           <w:t>https://learn.microsoft.com/ru-ru/dotnet/csharp/</w:t>
         </w:r>
       </w:hyperlink>
-      <w:r>
-        <w:rPr>
-          <w:rFonts w:ascii="Times New Roman" w:hAnsi="Times New Roman" w:cs="Times New Roman"/>
-          <w:sz w:val="24"/>
-          <w:szCs w:val="24"/>
-        </w:rPr>
-        <w:t xml:space="preserve"> (дата обращения: 29.10.2026).</w:t>
-      </w:r>
     </w:p>
     <w:p>
       <w:pPr>
         <w:numPr>
           <w:ilvl w:val="0"/>
-          <w:numId w:val="4"/>
+          <w:numId w:val="8"/>
         </w:numPr>
         <w:spacing w:after="0" w:line="360" w:lineRule="auto"/>
         <w:ind w:left="0" w:firstLine="0"/>
@@ -10693,7 +10552,7 @@
           <w:sz w:val="24"/>
           <w:szCs w:val="24"/>
         </w:rPr>
-        <w:t xml:space="preserve">Microsoft Learn. Документация по платформе .NET 8 [Электронный ресурс]. — URL: </w:t>
+        <w:t xml:space="preserve">Microsoft Learn. Документация по платформе .NET 8 [Электронный ресурс] - режим доступа: </w:t>
       </w:r>
       <w:hyperlink r:id="rId18" w:history="1">
         <w:r>
@@ -10706,20 +10565,12 @@
           <w:t>https://learn.microsoft.com/ru-ru/dotnet/core/whats-new/dotnet-8/overview</w:t>
         </w:r>
       </w:hyperlink>
-      <w:r>
-        <w:rPr>
-          <w:rFonts w:ascii="Times New Roman" w:hAnsi="Times New Roman" w:cs="Times New Roman"/>
-          <w:sz w:val="24"/>
-          <w:szCs w:val="24"/>
-        </w:rPr>
-        <w:t xml:space="preserve"> (дата обращения: 29.10.2026).</w:t>
-      </w:r>
     </w:p>
     <w:p>
       <w:pPr>
         <w:numPr>
           <w:ilvl w:val="0"/>
-          <w:numId w:val="4"/>
+          <w:numId w:val="8"/>
         </w:numPr>
         <w:spacing w:after="0" w:line="360" w:lineRule="auto"/>
         <w:ind w:left="0" w:firstLine="0"/>
@@ -10736,7 +10587,7 @@
           <w:sz w:val="24"/>
           <w:szCs w:val="24"/>
         </w:rPr>
-        <w:t xml:space="preserve">Microsoft Learn. Документация по технологии Windows Presentation Foundation (WPF) [Электронный ресурс]. — URL: </w:t>
+        <w:t xml:space="preserve">Microsoft Learn. Документация по технологии Windows Presentation Foundation (WPF) [Электронный ресурс] - режим доступа: </w:t>
       </w:r>
       <w:hyperlink r:id="rId19" w:history="1">
         <w:r>
@@ -10749,20 +10600,12 @@
           <w:t>https://learn.microsoft.com/ru-ru/dotnet/desktop/wpf/</w:t>
         </w:r>
       </w:hyperlink>
-      <w:r>
-        <w:rPr>
-          <w:rFonts w:ascii="Times New Roman" w:hAnsi="Times New Roman" w:cs="Times New Roman"/>
-          <w:sz w:val="24"/>
-          <w:szCs w:val="24"/>
-        </w:rPr>
-        <w:t xml:space="preserve"> (дата обращения: 29.10.2026).</w:t>
-      </w:r>
     </w:p>
     <w:p>
       <w:pPr>
         <w:numPr>
           <w:ilvl w:val="0"/>
-          <w:numId w:val="4"/>
+          <w:numId w:val="8"/>
         </w:numPr>
         <w:spacing w:after="0" w:line="360" w:lineRule="auto"/>
         <w:ind w:left="0" w:firstLine="0"/>
@@ -10779,7 +10622,7 @@
           <w:sz w:val="24"/>
           <w:szCs w:val="24"/>
         </w:rPr>
-        <w:t xml:space="preserve">Six Labors. ImageSharp: документация библиотеки обработки изображений [Электронный ресурс]. — URL: </w:t>
+        <w:t xml:space="preserve">Six Labors. ImageSharp: документация библиотеки обработки изображений [Электронный ресурс] - режим доступа: </w:t>
       </w:r>
       <w:hyperlink r:id="rId20" w:history="1">
         <w:r>
@@ -10792,20 +10635,12 @@
           <w:t>https://docs.sixlabors.com/articles/imagesharp/</w:t>
         </w:r>
       </w:hyperlink>
-      <w:r>
-        <w:rPr>
-          <w:rFonts w:ascii="Times New Roman" w:hAnsi="Times New Roman" w:cs="Times New Roman"/>
-          <w:sz w:val="24"/>
-          <w:szCs w:val="24"/>
-        </w:rPr>
-        <w:t xml:space="preserve"> (дата обращения: 29.10.2026).</w:t>
-      </w:r>
     </w:p>
     <w:p>
       <w:pPr>
         <w:numPr>
           <w:ilvl w:val="0"/>
-          <w:numId w:val="4"/>
+          <w:numId w:val="8"/>
         </w:numPr>
         <w:spacing w:after="0" w:line="360" w:lineRule="auto"/>
         <w:ind w:left="0" w:firstLine="0"/>
@@ -10822,7 +10657,7 @@
           <w:sz w:val="24"/>
           <w:szCs w:val="24"/>
         </w:rPr>
-        <w:t xml:space="preserve">NUnit. Официальная документация средства автоматизированного тестирования [Электронный ресурс]. — URL: </w:t>
+        <w:t xml:space="preserve">NUnit. Официальная документация средства автоматизированного тестирования [Электронный ресурс] - режим доступа: </w:t>
       </w:r>
       <w:hyperlink r:id="rId21" w:history="1">
         <w:r>
@@ -10835,20 +10670,12 @@
           <w:t>https://docs.nunit.org/</w:t>
         </w:r>
       </w:hyperlink>
-      <w:r>
-        <w:rPr>
-          <w:rFonts w:ascii="Times New Roman" w:hAnsi="Times New Roman" w:cs="Times New Roman"/>
-          <w:sz w:val="24"/>
-          <w:szCs w:val="24"/>
-        </w:rPr>
-        <w:t xml:space="preserve"> (дата обращения: 29.10.2026).</w:t>
-      </w:r>
     </w:p>
     <w:p>
       <w:pPr>
         <w:numPr>
           <w:ilvl w:val="0"/>
-          <w:numId w:val="4"/>
+          <w:numId w:val="8"/>
         </w:numPr>
         <w:spacing w:after="0" w:line="360" w:lineRule="auto"/>
         <w:ind w:left="0" w:firstLine="0"/>
@@ -10865,7 +10692,7 @@
           <w:sz w:val="24"/>
           <w:szCs w:val="24"/>
         </w:rPr>
-        <w:t xml:space="preserve">Microsoft. Visual Studio: официальная информация о среде разработки [Электронный ресурс]. — URL: </w:t>
+        <w:t xml:space="preserve">Microsoft. Visual Studio: официальная информация о среде разработки [Электронный ресурс] - режим доступа: </w:t>
       </w:r>
       <w:hyperlink r:id="rId22" w:history="1">
         <w:r>
@@ -10878,20 +10705,12 @@
           <w:t>https://visualstudio.microsoft.com/</w:t>
         </w:r>
       </w:hyperlink>
-      <w:r>
-        <w:rPr>
-          <w:rFonts w:ascii="Times New Roman" w:hAnsi="Times New Roman" w:cs="Times New Roman"/>
-          <w:sz w:val="24"/>
-          <w:szCs w:val="24"/>
-        </w:rPr>
-        <w:t xml:space="preserve"> (дата обращения: 29.10.2026).</w:t>
-      </w:r>
     </w:p>
     <w:p>
       <w:pPr>
         <w:numPr>
           <w:ilvl w:val="0"/>
-          <w:numId w:val="4"/>
+          <w:numId w:val="8"/>
         </w:numPr>
         <w:spacing w:after="0" w:line="360" w:lineRule="auto"/>
         <w:ind w:left="0" w:firstLine="0"/>
@@ -10908,7 +10727,7 @@
           <w:sz w:val="24"/>
           <w:szCs w:val="24"/>
         </w:rPr>
-        <w:t xml:space="preserve">Object Management Group. Unified Modeling Language (UML): спецификация языка визуального моделирования [Электронный ресурс]. — URL: </w:t>
+        <w:t xml:space="preserve">Object Management Group. Unified Modeling Language (UML): спецификация языка визуального моделирования [Электронный ресурс] - режим доступа: </w:t>
       </w:r>
       <w:hyperlink r:id="rId23" w:history="1">
         <w:r>
@@ -10921,89 +10740,111 @@
           <w:t>https://www.omg.org/spec/UML/</w:t>
         </w:r>
       </w:hyperlink>
-      <w:r>
-        <w:rPr>
-          <w:rFonts w:ascii="Times New Roman" w:hAnsi="Times New Roman" w:cs="Times New Roman"/>
-          <w:sz w:val="24"/>
-          <w:szCs w:val="24"/>
-        </w:rPr>
-        <w:t xml:space="preserve"> (дата обращения: 29.10.2026).</w:t>
-      </w:r>
-    </w:p>
-    <w:p>
-      <w:pPr>
-        <w:pStyle w:val="ab"/>
+    </w:p>
+    <w:p>
+      <w:pPr>
         <w:numPr>
           <w:ilvl w:val="0"/>
-          <w:numId w:val="4"/>
+          <w:numId w:val="8"/>
         </w:numPr>
-        <w:spacing w:before="0" w:beforeAutospacing="0" w:after="0" w:afterAutospacing="0" w:line="360" w:lineRule="auto"/>
+        <w:spacing w:after="0" w:line="360" w:lineRule="auto"/>
         <w:ind w:left="0" w:firstLine="0"/>
-      </w:pPr>
-      <w:r>
-        <w:t xml:space="preserve">Microsoft. Документация по языку программирования C# [Электронный ресурс]. — URL: </w:t>
+        <w:jc w:val="both"/>
+        <w:rPr>
+          <w:rFonts w:ascii="Times New Roman" w:hAnsi="Times New Roman" w:cs="Times New Roman"/>
+          <w:sz w:val="24"/>
+          <w:szCs w:val="24"/>
+        </w:rPr>
+      </w:pPr>
+      <w:r>
+        <w:rPr>
+          <w:rFonts w:ascii="Times New Roman" w:hAnsi="Times New Roman" w:cs="Times New Roman"/>
+          <w:sz w:val="24"/>
+          <w:szCs w:val="24"/>
+        </w:rPr>
+        <w:t xml:space="preserve">Microsoft. Документация по языку программирования C# [Электронный ресурс] - режим доступа: </w:t>
       </w:r>
       <w:hyperlink r:id="rId24" w:history="1">
         <w:r>
           <w:rPr>
             <w:rStyle w:val="a8"/>
+            <w:rFonts w:ascii="Times New Roman" w:hAnsi="Times New Roman" w:cs="Times New Roman"/>
+            <w:sz w:val="24"/>
+            <w:szCs w:val="24"/>
           </w:rPr>
           <w:t>https://learn.microsoft.com/ru-ru/dotnet/csharp/</w:t>
         </w:r>
       </w:hyperlink>
-      <w:r>
-        <w:t xml:space="preserve"> (дата обращения: 29.10.2026).</w:t>
-      </w:r>
-    </w:p>
-    <w:p>
-      <w:pPr>
-        <w:pStyle w:val="ab"/>
+    </w:p>
+    <w:p>
+      <w:pPr>
         <w:numPr>
           <w:ilvl w:val="0"/>
-          <w:numId w:val="4"/>
+          <w:numId w:val="8"/>
         </w:numPr>
-        <w:spacing w:before="0" w:beforeAutospacing="0" w:after="0" w:afterAutospacing="0" w:line="360" w:lineRule="auto"/>
+        <w:spacing w:after="0" w:line="360" w:lineRule="auto"/>
         <w:ind w:left="0" w:firstLine="0"/>
-      </w:pPr>
-      <w:r>
-        <w:t xml:space="preserve">Microsoft. Документация по WPF [Электронный ресурс]. — URL: </w:t>
+        <w:jc w:val="both"/>
+        <w:rPr>
+          <w:rFonts w:ascii="Times New Roman" w:hAnsi="Times New Roman" w:cs="Times New Roman"/>
+          <w:sz w:val="24"/>
+          <w:szCs w:val="24"/>
+        </w:rPr>
+      </w:pPr>
+      <w:r>
+        <w:rPr>
+          <w:rFonts w:ascii="Times New Roman" w:hAnsi="Times New Roman" w:cs="Times New Roman"/>
+          <w:sz w:val="24"/>
+          <w:szCs w:val="24"/>
+        </w:rPr>
+        <w:t xml:space="preserve">Microsoft. Документация по WPF [Электронный ресурс] - режим доступа: </w:t>
       </w:r>
       <w:hyperlink r:id="rId25" w:history="1">
         <w:r>
           <w:rPr>
             <w:rStyle w:val="a8"/>
+            <w:rFonts w:ascii="Times New Roman" w:hAnsi="Times New Roman" w:cs="Times New Roman"/>
+            <w:sz w:val="24"/>
+            <w:szCs w:val="24"/>
           </w:rPr>
           <w:t>https://learn.microsoft.com/ru-ru/dotnet/desktop/wpf/</w:t>
         </w:r>
       </w:hyperlink>
-      <w:r>
-        <w:t xml:space="preserve"> (дата обращения: 29.10.2026).</w:t>
-      </w:r>
-    </w:p>
-    <w:p>
-      <w:pPr>
-        <w:pStyle w:val="ab"/>
+    </w:p>
+    <w:p>
+      <w:pPr>
         <w:numPr>
           <w:ilvl w:val="0"/>
-          <w:numId w:val="4"/>
+          <w:numId w:val="8"/>
         </w:numPr>
-        <w:spacing w:before="0" w:beforeAutospacing="0" w:after="0" w:afterAutospacing="0" w:line="360" w:lineRule="auto"/>
+        <w:spacing w:after="0" w:line="360" w:lineRule="auto"/>
         <w:ind w:left="0" w:firstLine="0"/>
-      </w:pPr>
-      <w:r>
-        <w:t xml:space="preserve">Six Labors. Документация библиотеки ImageSharp [Электронный ресурс]. — URL: </w:t>
+        <w:jc w:val="both"/>
+        <w:rPr>
+          <w:rFonts w:ascii="Times New Roman" w:hAnsi="Times New Roman" w:cs="Times New Roman"/>
+          <w:sz w:val="24"/>
+          <w:szCs w:val="24"/>
+        </w:rPr>
+      </w:pPr>
+      <w:r>
+        <w:rPr>
+          <w:rFonts w:ascii="Times New Roman" w:hAnsi="Times New Roman" w:cs="Times New Roman"/>
+          <w:sz w:val="24"/>
+          <w:szCs w:val="24"/>
+        </w:rPr>
+        <w:t xml:space="preserve">Six Labors. Документация библиотеки ImageSharp [Электронный ресурс] - режим доступа: </w:t>
       </w:r>
       <w:hyperlink r:id="rId26" w:history="1">
         <w:r>
           <w:rPr>
             <w:rStyle w:val="a8"/>
+            <w:rFonts w:ascii="Times New Roman" w:hAnsi="Times New Roman" w:cs="Times New Roman"/>
+            <w:sz w:val="24"/>
+            <w:szCs w:val="24"/>
           </w:rPr>
           <w:t>https://docs.sixlabors.com/</w:t>
         </w:r>
       </w:hyperlink>
-      <w:r>
-        <w:t xml:space="preserve"> (дата обращения: 29.10.2026).</w:t>
-      </w:r>
     </w:p>
     <w:p>
       <w:pPr>
@@ -24696,95 +24537,122 @@
     </w:lvl>
   </w:abstractNum>
   <w:abstractNum w:abstractNumId="3" w15:restartNumberingAfterBreak="0">
-    <w:nsid w:val="66786165"/>
+    <w:nsid w:val="385D159D"/>
     <w:multiLevelType w:val="multilevel"/>
-    <w:tmpl w:val="6FE66566"/>
+    <w:tmpl w:val="938ABC4E"/>
     <w:lvl w:ilvl="0">
       <w:start w:val="1"/>
       <w:numFmt w:val="decimal"/>
-      <w:lvlText w:val="%1"/>
+      <w:lvlText w:val="%1."/>
       <w:lvlJc w:val="left"/>
       <w:pPr>
-        <w:ind w:left="360" w:hanging="360"/>
+        <w:tabs>
+          <w:tab w:val="num" w:pos="720"/>
+        </w:tabs>
+        <w:ind w:left="720" w:hanging="360"/>
       </w:pPr>
     </w:lvl>
-    <w:lvl w:ilvl="1">
+    <w:lvl w:ilvl="1" w:tentative="1">
       <w:start w:val="1"/>
       <w:numFmt w:val="decimal"/>
-      <w:lvlText w:val="%1.%2"/>
+      <w:lvlText w:val="%2."/>
       <w:lvlJc w:val="left"/>
       <w:pPr>
-        <w:ind w:left="720" w:hanging="360"/>
+        <w:tabs>
+          <w:tab w:val="num" w:pos="1440"/>
+        </w:tabs>
+        <w:ind w:left="1440" w:hanging="360"/>
       </w:pPr>
     </w:lvl>
-    <w:lvl w:ilvl="2">
+    <w:lvl w:ilvl="2" w:tentative="1">
       <w:start w:val="1"/>
       <w:numFmt w:val="decimal"/>
-      <w:lvlText w:val="%1.%2.%3"/>
+      <w:lvlText w:val="%3."/>
       <w:lvlJc w:val="left"/>
       <w:pPr>
-        <w:ind w:left="1440" w:hanging="720"/>
+        <w:tabs>
+          <w:tab w:val="num" w:pos="2160"/>
+        </w:tabs>
+        <w:ind w:left="2160" w:hanging="360"/>
       </w:pPr>
     </w:lvl>
-    <w:lvl w:ilvl="3">
+    <w:lvl w:ilvl="3" w:tentative="1">
       <w:start w:val="1"/>
       <w:numFmt w:val="decimal"/>
-      <w:lvlText w:val="%1.%2.%3.%4"/>
+      <w:lvlText w:val="%4."/>
       <w:lvlJc w:val="left"/>
       <w:pPr>
-        <w:ind w:left="1800" w:hanging="720"/>
+        <w:tabs>
+          <w:tab w:val="num" w:pos="2880"/>
+        </w:tabs>
+        <w:ind w:left="2880" w:hanging="360"/>
       </w:pPr>
     </w:lvl>
-    <w:lvl w:ilvl="4">
+    <w:lvl w:ilvl="4" w:tentative="1">
       <w:start w:val="1"/>
       <w:numFmt w:val="decimal"/>
-      <w:lvlText w:val="%1.%2.%3.%4.%5"/>
+      <w:lvlText w:val="%5."/>
       <w:lvlJc w:val="left"/>
       <w:pPr>
-        <w:ind w:left="2520" w:hanging="1080"/>
+        <w:tabs>
+          <w:tab w:val="num" w:pos="3600"/>
+        </w:tabs>
+        <w:ind w:left="3600" w:hanging="360"/>
       </w:pPr>
     </w:lvl>
-    <w:lvl w:ilvl="5">
+    <w:lvl w:ilvl="5" w:tentative="1">
       <w:start w:val="1"/>
       <w:numFmt w:val="decimal"/>
-      <w:lvlText w:val="%1.%2.%3.%4.%5.%6"/>
+      <w:lvlText w:val="%6."/>
       <w:lvlJc w:val="left"/>
       <w:pPr>
-        <w:ind w:left="2880" w:hanging="1080"/>
+        <w:tabs>
+          <w:tab w:val="num" w:pos="4320"/>
+        </w:tabs>
+        <w:ind w:left="4320" w:hanging="360"/>
       </w:pPr>
     </w:lvl>
-    <w:lvl w:ilvl="6">
+    <w:lvl w:ilvl="6" w:tentative="1">
       <w:start w:val="1"/>
       <w:numFmt w:val="decimal"/>
-      <w:lvlText w:val="%1.%2.%3.%4.%5.%6.%7"/>
+      <w:lvlText w:val="%7."/>
       <w:lvlJc w:val="left"/>
       <w:pPr>
-        <w:ind w:left="3600" w:hanging="1440"/>
+        <w:tabs>
+          <w:tab w:val="num" w:pos="5040"/>
+        </w:tabs>
+        <w:ind w:left="5040" w:hanging="360"/>
       </w:pPr>
     </w:lvl>
-    <w:lvl w:ilvl="7">
+    <w:lvl w:ilvl="7" w:tentative="1">
       <w:start w:val="1"/>
       <w:numFmt w:val="decimal"/>
-      <w:lvlText w:val="%1.%2.%3.%4.%5.%6.%7.%8"/>
+      <w:lvlText w:val="%8."/>
       <w:lvlJc w:val="left"/>
       <w:pPr>
-        <w:ind w:left="3960" w:hanging="1440"/>
+        <w:tabs>
+          <w:tab w:val="num" w:pos="5760"/>
+        </w:tabs>
+        <w:ind w:left="5760" w:hanging="360"/>
       </w:pPr>
     </w:lvl>
-    <w:lvl w:ilvl="8">
+    <w:lvl w:ilvl="8" w:tentative="1">
       <w:start w:val="1"/>
       <w:numFmt w:val="decimal"/>
-      <w:lvlText w:val="%1.%2.%3.%4.%5.%6.%7.%8.%9"/>
+      <w:lvlText w:val="%9."/>
       <w:lvlJc w:val="left"/>
       <w:pPr>
-        <w:ind w:left="4320" w:hanging="1440"/>
+        <w:tabs>
+          <w:tab w:val="num" w:pos="6480"/>
+        </w:tabs>
+        <w:ind w:left="6480" w:hanging="360"/>
       </w:pPr>
     </w:lvl>
   </w:abstractNum>
   <w:abstractNum w:abstractNumId="4" w15:restartNumberingAfterBreak="0">
-    <w:nsid w:val="76296111"/>
+    <w:nsid w:val="4B537EB9"/>
     <w:multiLevelType w:val="multilevel"/>
-    <w:tmpl w:val="156E7EB2"/>
+    <w:tmpl w:val="B1C09886"/>
     <w:lvl w:ilvl="0">
       <w:start w:val="1"/>
       <w:numFmt w:val="bullet"/>
@@ -24931,6 +24799,241 @@
     </w:lvl>
   </w:abstractNum>
   <w:abstractNum w:abstractNumId="5" w15:restartNumberingAfterBreak="0">
+    <w:nsid w:val="66786165"/>
+    <w:multiLevelType w:val="multilevel"/>
+    <w:tmpl w:val="6FE66566"/>
+    <w:lvl w:ilvl="0">
+      <w:start w:val="1"/>
+      <w:numFmt w:val="decimal"/>
+      <w:lvlText w:val="%1"/>
+      <w:lvlJc w:val="left"/>
+      <w:pPr>
+        <w:ind w:left="360" w:hanging="360"/>
+      </w:pPr>
+    </w:lvl>
+    <w:lvl w:ilvl="1">
+      <w:start w:val="1"/>
+      <w:numFmt w:val="decimal"/>
+      <w:lvlText w:val="%1.%2"/>
+      <w:lvlJc w:val="left"/>
+      <w:pPr>
+        <w:ind w:left="720" w:hanging="360"/>
+      </w:pPr>
+    </w:lvl>
+    <w:lvl w:ilvl="2">
+      <w:start w:val="1"/>
+      <w:numFmt w:val="decimal"/>
+      <w:lvlText w:val="%1.%2.%3"/>
+      <w:lvlJc w:val="left"/>
+      <w:pPr>
+        <w:ind w:left="1440" w:hanging="720"/>
+      </w:pPr>
+    </w:lvl>
+    <w:lvl w:ilvl="3">
+      <w:start w:val="1"/>
+      <w:numFmt w:val="decimal"/>
+      <w:lvlText w:val="%1.%2.%3.%4"/>
+      <w:lvlJc w:val="left"/>
+      <w:pPr>
+        <w:ind w:left="1800" w:hanging="720"/>
+      </w:pPr>
+    </w:lvl>
+    <w:lvl w:ilvl="4">
+      <w:start w:val="1"/>
+      <w:numFmt w:val="decimal"/>
+      <w:lvlText w:val="%1.%2.%3.%4.%5"/>
+      <w:lvlJc w:val="left"/>
+      <w:pPr>
+        <w:ind w:left="2520" w:hanging="1080"/>
+      </w:pPr>
+    </w:lvl>
+    <w:lvl w:ilvl="5">
+      <w:start w:val="1"/>
+      <w:numFmt w:val="decimal"/>
+      <w:lvlText w:val="%1.%2.%3.%4.%5.%6"/>
+      <w:lvlJc w:val="left"/>
+      <w:pPr>
+        <w:ind w:left="2880" w:hanging="1080"/>
+      </w:pPr>
+    </w:lvl>
+    <w:lvl w:ilvl="6">
+      <w:start w:val="1"/>
+      <w:numFmt w:val="decimal"/>
+      <w:lvlText w:val="%1.%2.%3.%4.%5.%6.%7"/>
+      <w:lvlJc w:val="left"/>
+      <w:pPr>
+        <w:ind w:left="3600" w:hanging="1440"/>
+      </w:pPr>
+    </w:lvl>
+    <w:lvl w:ilvl="7">
+      <w:start w:val="1"/>
+      <w:numFmt w:val="decimal"/>
+      <w:lvlText w:val="%1.%2.%3.%4.%5.%6.%7.%8"/>
+      <w:lvlJc w:val="left"/>
+      <w:pPr>
+        <w:ind w:left="3960" w:hanging="1440"/>
+      </w:pPr>
+    </w:lvl>
+    <w:lvl w:ilvl="8">
+      <w:start w:val="1"/>
+      <w:numFmt w:val="decimal"/>
+      <w:lvlText w:val="%1.%2.%3.%4.%5.%6.%7.%8.%9"/>
+      <w:lvlJc w:val="left"/>
+      <w:pPr>
+        <w:ind w:left="4320" w:hanging="1440"/>
+      </w:pPr>
+    </w:lvl>
+  </w:abstractNum>
+  <w:abstractNum w:abstractNumId="6" w15:restartNumberingAfterBreak="0">
+    <w:nsid w:val="76296111"/>
+    <w:multiLevelType w:val="multilevel"/>
+    <w:tmpl w:val="156E7EB2"/>
+    <w:lvl w:ilvl="0">
+      <w:start w:val="1"/>
+      <w:numFmt w:val="bullet"/>
+      <w:lvlText w:val=""/>
+      <w:lvlJc w:val="left"/>
+      <w:pPr>
+        <w:tabs>
+          <w:tab w:val="num" w:pos="720"/>
+        </w:tabs>
+        <w:ind w:left="720" w:hanging="360"/>
+      </w:pPr>
+      <w:rPr>
+        <w:rFonts w:ascii="Symbol" w:hAnsi="Symbol" w:hint="default"/>
+        <w:sz w:val="20"/>
+      </w:rPr>
+    </w:lvl>
+    <w:lvl w:ilvl="1" w:tentative="1">
+      <w:start w:val="1"/>
+      <w:numFmt w:val="bullet"/>
+      <w:lvlText w:val="o"/>
+      <w:lvlJc w:val="left"/>
+      <w:pPr>
+        <w:tabs>
+          <w:tab w:val="num" w:pos="1440"/>
+        </w:tabs>
+        <w:ind w:left="1440" w:hanging="360"/>
+      </w:pPr>
+      <w:rPr>
+        <w:rFonts w:ascii="Courier New" w:hAnsi="Courier New" w:hint="default"/>
+        <w:sz w:val="20"/>
+      </w:rPr>
+    </w:lvl>
+    <w:lvl w:ilvl="2" w:tentative="1">
+      <w:start w:val="1"/>
+      <w:numFmt w:val="bullet"/>
+      <w:lvlText w:val=""/>
+      <w:lvlJc w:val="left"/>
+      <w:pPr>
+        <w:tabs>
+          <w:tab w:val="num" w:pos="2160"/>
+        </w:tabs>
+        <w:ind w:left="2160" w:hanging="360"/>
+      </w:pPr>
+      <w:rPr>
+        <w:rFonts w:ascii="Wingdings" w:hAnsi="Wingdings" w:hint="default"/>
+        <w:sz w:val="20"/>
+      </w:rPr>
+    </w:lvl>
+    <w:lvl w:ilvl="3" w:tentative="1">
+      <w:start w:val="1"/>
+      <w:numFmt w:val="bullet"/>
+      <w:lvlText w:val=""/>
+      <w:lvlJc w:val="left"/>
+      <w:pPr>
+        <w:tabs>
+          <w:tab w:val="num" w:pos="2880"/>
+        </w:tabs>
+        <w:ind w:left="2880" w:hanging="360"/>
+      </w:pPr>
+      <w:rPr>
+        <w:rFonts w:ascii="Wingdings" w:hAnsi="Wingdings" w:hint="default"/>
+        <w:sz w:val="20"/>
+      </w:rPr>
+    </w:lvl>
+    <w:lvl w:ilvl="4" w:tentative="1">
+      <w:start w:val="1"/>
+      <w:numFmt w:val="bullet"/>
+      <w:lvlText w:val=""/>
+      <w:lvlJc w:val="left"/>
+      <w:pPr>
+        <w:tabs>
+          <w:tab w:val="num" w:pos="3600"/>
+        </w:tabs>
+        <w:ind w:left="3600" w:hanging="360"/>
+      </w:pPr>
+      <w:rPr>
+        <w:rFonts w:ascii="Wingdings" w:hAnsi="Wingdings" w:hint="default"/>
+        <w:sz w:val="20"/>
+      </w:rPr>
+    </w:lvl>
+    <w:lvl w:ilvl="5" w:tentative="1">
+      <w:start w:val="1"/>
+      <w:numFmt w:val="bullet"/>
+      <w:lvlText w:val=""/>
+      <w:lvlJc w:val="left"/>
+      <w:pPr>
+        <w:tabs>
+          <w:tab w:val="num" w:pos="4320"/>
+        </w:tabs>
+        <w:ind w:left="4320" w:hanging="360"/>
+      </w:pPr>
+      <w:rPr>
+        <w:rFonts w:ascii="Wingdings" w:hAnsi="Wingdings" w:hint="default"/>
+        <w:sz w:val="20"/>
+      </w:rPr>
+    </w:lvl>
+    <w:lvl w:ilvl="6" w:tentative="1">
+      <w:start w:val="1"/>
+      <w:numFmt w:val="bullet"/>
+      <w:lvlText w:val=""/>
+      <w:lvlJc w:val="left"/>
+      <w:pPr>
+        <w:tabs>
+          <w:tab w:val="num" w:pos="5040"/>
+        </w:tabs>
+        <w:ind w:left="5040" w:hanging="360"/>
+      </w:pPr>
+      <w:rPr>
+        <w:rFonts w:ascii="Wingdings" w:hAnsi="Wingdings" w:hint="default"/>
+        <w:sz w:val="20"/>
+      </w:rPr>
+    </w:lvl>
+    <w:lvl w:ilvl="7" w:tentative="1">
+      <w:start w:val="1"/>
+      <w:numFmt w:val="bullet"/>
+      <w:lvlText w:val=""/>
+      <w:lvlJc w:val="left"/>
+      <w:pPr>
+        <w:tabs>
+          <w:tab w:val="num" w:pos="5760"/>
+        </w:tabs>
+        <w:ind w:left="5760" w:hanging="360"/>
+      </w:pPr>
+      <w:rPr>
+        <w:rFonts w:ascii="Wingdings" w:hAnsi="Wingdings" w:hint="default"/>
+        <w:sz w:val="20"/>
+      </w:rPr>
+    </w:lvl>
+    <w:lvl w:ilvl="8" w:tentative="1">
+      <w:start w:val="1"/>
+      <w:numFmt w:val="bullet"/>
+      <w:lvlText w:val=""/>
+      <w:lvlJc w:val="left"/>
+      <w:pPr>
+        <w:tabs>
+          <w:tab w:val="num" w:pos="6480"/>
+        </w:tabs>
+        <w:ind w:left="6480" w:hanging="360"/>
+      </w:pPr>
+      <w:rPr>
+        <w:rFonts w:ascii="Wingdings" w:hAnsi="Wingdings" w:hint="default"/>
+        <w:sz w:val="20"/>
+      </w:rPr>
+    </w:lvl>
+  </w:abstractNum>
+  <w:abstractNum w:abstractNumId="7" w15:restartNumberingAfterBreak="0">
     <w:nsid w:val="78F64DE1"/>
     <w:multiLevelType w:val="hybridMultilevel"/>
     <w:tmpl w:val="E22420F6"/>
@@ -25020,10 +25123,10 @@
     </w:lvl>
   </w:abstractNum>
   <w:num w:numId="1" w16cid:durableId="168831025">
-    <w:abstractNumId w:val="4"/>
+    <w:abstractNumId w:val="6"/>
   </w:num>
   <w:num w:numId="2" w16cid:durableId="791823798">
-    <w:abstractNumId w:val="3"/>
+    <w:abstractNumId w:val="5"/>
     <w:lvlOverride w:ilvl="0">
       <w:startOverride w:val="1"/>
     </w:lvlOverride>
@@ -25053,7 +25156,7 @@
     </w:lvlOverride>
   </w:num>
   <w:num w:numId="3" w16cid:durableId="1884322189">
-    <w:abstractNumId w:val="5"/>
+    <w:abstractNumId w:val="7"/>
   </w:num>
   <w:num w:numId="4" w16cid:durableId="1642618327">
     <w:abstractNumId w:val="2"/>
@@ -25063,6 +25166,12 @@
   </w:num>
   <w:num w:numId="6" w16cid:durableId="2030790916">
     <w:abstractNumId w:val="0"/>
+  </w:num>
+  <w:num w:numId="7" w16cid:durableId="1734543914">
+    <w:abstractNumId w:val="4"/>
+  </w:num>
+  <w:num w:numId="8" w16cid:durableId="1318415307">
+    <w:abstractNumId w:val="3"/>
   </w:num>
 </w:numbering>
 </file>
@@ -25695,7 +25804,6 @@
   <w:style w:type="character" w:default="1" w:styleId="a0">
     <w:name w:val="Default Paragraph Font"/>
     <w:uiPriority w:val="1"/>
-    <w:semiHidden/>
     <w:unhideWhenUsed/>
   </w:style>
   <w:style w:type="table" w:default="1" w:styleId="a1">

--- a/Ревьюирование программных модулей/Report/Отчёт ПП03.docx
+++ b/Ревьюирование программных модулей/Report/Отчёт ПП03.docx
@@ -25804,6 +25804,7 @@
   <w:style w:type="character" w:default="1" w:styleId="a0">
     <w:name w:val="Default Paragraph Font"/>
     <w:uiPriority w:val="1"/>
+    <w:semiHidden/>
     <w:unhideWhenUsed/>
   </w:style>
   <w:style w:type="table" w:default="1" w:styleId="a1">
